--- a/3-6通信教育コース.docx
+++ b/3-6通信教育コース.docx
@@ -273,7 +273,7 @@
       </w:r>
       <w:r>
         <w:rPr>
-          <w:rFonts w:eastAsiaTheme="minorHAnsi" w:cs="等线" w:hint="eastAsia"/>
+          <w:rFonts w:eastAsiaTheme="minorHAnsi" w:cs="DengXian" w:hint="eastAsia"/>
         </w:rPr>
         <w:t>呼吸</w:t>
       </w:r>
@@ -285,7 +285,7 @@
       </w:r>
       <w:r>
         <w:rPr>
-          <w:rFonts w:eastAsiaTheme="minorHAnsi" w:cs="等线" w:hint="eastAsia"/>
+          <w:rFonts w:eastAsiaTheme="minorHAnsi" w:cs="DengXian" w:hint="eastAsia"/>
         </w:rPr>
         <w:t>姿勢の三つが基本となり、気功の三大要素である「調心</w:t>
       </w:r>
@@ -297,7 +297,7 @@
       </w:r>
       <w:r>
         <w:rPr>
-          <w:rFonts w:eastAsiaTheme="minorHAnsi" w:cs="等线" w:hint="eastAsia"/>
+          <w:rFonts w:eastAsiaTheme="minorHAnsi" w:cs="DengXian" w:hint="eastAsia"/>
         </w:rPr>
         <w:t>調息</w:t>
       </w:r>
@@ -309,7 +309,7 @@
       </w:r>
       <w:r>
         <w:rPr>
-          <w:rFonts w:eastAsiaTheme="minorHAnsi" w:cs="等线" w:hint="eastAsia"/>
+          <w:rFonts w:eastAsiaTheme="minorHAnsi" w:cs="DengXian" w:hint="eastAsia"/>
         </w:rPr>
         <w:t>調身」を構成しています。心を静かに安定させて、呼吸を整え、動作を整えます。気功法は体力気功と念力気功に分けられます。</w:t>
       </w:r>
@@ -828,7 +828,7 @@
       </w:r>
       <w:r>
         <w:rPr>
-          <w:rFonts w:eastAsiaTheme="minorHAnsi" w:cs="等线" w:hint="eastAsia"/>
+          <w:rFonts w:eastAsiaTheme="minorHAnsi" w:cs="DengXian" w:hint="eastAsia"/>
         </w:rPr>
         <w:t>体験談）</w:t>
       </w:r>
@@ -1163,7 +1163,7 @@
       </w:r>
       <w:r>
         <w:rPr>
-          <w:rFonts w:eastAsiaTheme="minorHAnsi" w:cs="等线" w:hint="eastAsia"/>
+          <w:rFonts w:eastAsiaTheme="minorHAnsi" w:cs="DengXian" w:hint="eastAsia"/>
         </w:rPr>
         <w:t>面）</w:t>
       </w:r>
@@ -1295,7 +1295,7 @@
     <w:p>
       <w:pPr>
         <w:rPr>
-          <w:rFonts w:eastAsiaTheme="minorHAnsi" w:cs="等线"/>
+          <w:rFonts w:eastAsiaTheme="minorHAnsi" w:cs="DengXian"/>
         </w:rPr>
       </w:pPr>
       <w:r>
@@ -1312,7 +1312,7 @@
       </w:r>
       <w:r>
         <w:rPr>
-          <w:rFonts w:eastAsiaTheme="minorHAnsi" w:cs="等线" w:hint="eastAsia"/>
+          <w:rFonts w:eastAsiaTheme="minorHAnsi" w:cs="DengXian" w:hint="eastAsia"/>
         </w:rPr>
         <w:t>師範認定について</w:t>
       </w:r>
@@ -1616,16 +1616,19 @@
         <w:br/>
       </w:r>
       <w:r>
-        <w:rPr>
-          <w:color w:val="EE0000"/>
-        </w:rPr>
         <w:t>メールでお申込みください。</w:t>
       </w:r>
-    </w:p>
-    <w:p>
-      <w:pPr>
-        <w:rPr>
-          <w:rFonts w:eastAsiaTheme="minorHAnsi"/>
+      <w:r>
+        <w:rPr>
+          <w:rFonts w:hint="eastAsia"/>
+        </w:rPr>
+        <w:t>メール：info＠urondo.com</w:t>
+      </w:r>
+    </w:p>
+    <w:p>
+      <w:pPr>
+        <w:rPr>
+          <w:rFonts w:hint="eastAsia"/>
         </w:rPr>
       </w:pPr>
     </w:p>
@@ -1643,7 +1646,7 @@
       </w:r>
       <w:r>
         <w:rPr>
-          <w:rFonts w:ascii="等线" w:hAnsi="等线" w:hint="eastAsia"/>
+          <w:rFonts w:ascii="DengXian" w:hAnsi="DengXian" w:hint="eastAsia"/>
         </w:rPr>
         <w:t>以下の</w:t>
       </w:r>
